--- a/docs/Atmosia_Guia_de_Prueba.docx
+++ b/docs/Atmosia_Guia_de_Prueba.docx
@@ -97,7 +97,7 @@
           <w:sz w:val="21"/>
           <w:szCs w:val="21"/>
         </w:rPr>
-        <w:t xml:space="preserve">Este repositorio todavía no contiene un mod que dibuje nubes. Ni una línea del renderer propio está escrita: el documento de diseño exige que cada fase se apruebe antes de pasar a la siguiente, y el prototipo que reemplaza las nubes vanilla es la Fase 1, que no se empezó.</w:t>
+        <w:t xml:space="preserve">El repositorio contiene el mod completo: supresión de las nubes vanilla, generación procedural, caché con presupuesto por frame, LOD, culling con fade, tres capas y sombreado. También el documento de diseño revisado, el análisis de la Fase 0 y un harness de benchmark.</w:t>
       </w:r>
     </w:p>
     <w:p>
@@ -110,7 +110,7 @@
           <w:sz w:val="21"/>
           <w:szCs w:val="21"/>
         </w:rPr>
-        <w:t xml:space="preserve">Lo que sí hay es el trabajo previo completo: el documento de diseño revisado, el análisis y la arquitectura de la Fase 0, y una herramienta de medición lista para usar.</w:t>
+        <w:t xml:space="preserve">Lo que no contiene es un archivo .jar que puedas instalar, y la razón está abajo.</w:t>
       </w:r>
     </w:p>
     <w:tbl>
@@ -164,7 +164,7 @@
                 <w:sz w:val="20"/>
                 <w:szCs w:val="20"/>
               </w:rPr>
-              <w:t xml:space="preserve">Nada de este código se compiló nunca. El entorno donde se escribió no tenía acceso a los servidores de Forge ni de Mojang, así que no pudo descargarse el MDK ni ejecutarse una sola vez.</w:t>
+              <w:t xml:space="preserve">Nada del código que toca Minecraft se compiló jamás. El entorno donde se escribió no tenía acceso a los servidores de Forge ni de Mojang, así que no pudo descargarse el MDK ni ejecutarse una sola vez. No hay .jar porque no hubo forma de generarlo.</w:t>
             </w:r>
           </w:p>
           <w:p>
@@ -177,7 +177,20 @@
                 <w:sz w:val="20"/>
                 <w:szCs w:val="20"/>
               </w:rPr>
-              <w:t xml:space="preserve">Es esperable que la primera compilación falle en algo. Los puntos donde la API de 1.20.1 hay que confirmarla están marcados con VERIFICAR en el código, y la versión de Forge quedó deliberadamente como REEMPLAZAR en vez de un número puesto de memoria.</w:t>
+              <w:t xml:space="preserve">Dalo por hecho: la primera compilación va a fallar en algo. Los puntos donde la API de 1.20.1 hay que confirmarla están marcados con VERIFICAR en el código, y la versión de Forge quedó como REEMPLAZAR en vez de un número puesto de memoria.</w:t>
+            </w:r>
+          </w:p>
+          <w:p>
+            <w:pPr>
+              <w:spacing w:after="60" w:line="280"/>
+            </w:pPr>
+            <w:r>
+              <w:rPr>
+                <w:color w:val="1F2A38"/>
+                <w:sz w:val="20"/>
+                <w:szCs w:val="20"/>
+              </w:rPr>
+              <w:t xml:space="preserve">Lo que sí está compilado y probado es el núcleo procedural —ruido, densidad, LOD, fade, prioridad, presupuesto— porque se escribió a propósito sin depender de Minecraft. Son 66 comprobaciones que corren sin Gradle. El detalle está en docs/fases.md.</w:t>
             </w:r>
           </w:p>
         </w:tc>
@@ -198,7 +211,7 @@
           <w:sz w:val="21"/>
           <w:szCs w:val="21"/>
         </w:rPr>
-        <w:t xml:space="preserve">Tu trabajo en esta ronda son tres cosas: hacer que compile, medir las nubes vanilla, y decidir los tres puntos de la última sección.</w:t>
+        <w:t xml:space="preserve">Tu trabajo en esta ronda: hacer que compile, ver si se parece a lo que tenías en la cabeza, medir contra vanilla, y decidir los tres puntos de la última sección.</w:t>
       </w:r>
     </w:p>
     <w:p>
@@ -509,7 +522,7 @@
                 <w:sz w:val="17"/>
                 <w:szCs w:val="17"/>
               </w:rPr>
-              <w:t xml:space="preserve">src/main/java/.../bench/</w:t>
+              <w:t xml:space="preserve">docs/fases.md</w:t>
             </w:r>
           </w:p>
         </w:tc>
@@ -531,7 +544,7 @@
                 <w:sz w:val="19"/>
                 <w:szCs w:val="19"/>
               </w:rPr>
-              <w:t xml:space="preserve">El harness. Mide tiempos sin saber qué está dibujando, así que sirve para medir vanilla.</w:t>
+              <w:t xml:space="preserve">Qué cubre cada fase y, sobre todo, qué está verificado y qué no.</w:t>
             </w:r>
           </w:p>
         </w:tc>
@@ -556,7 +569,7 @@
                 <w:sz w:val="17"/>
                 <w:szCs w:val="17"/>
               </w:rPr>
-              <w:t xml:space="preserve">src/test/java/.../BenchSmokeTest.java</w:t>
+              <w:t xml:space="preserve">src/main/java/.../core/</w:t>
             </w:r>
           </w:p>
         </w:tc>
@@ -578,7 +591,148 @@
                 <w:sz w:val="19"/>
                 <w:szCs w:val="19"/>
               </w:rPr>
-              <w:t xml:space="preserve">Comprobaciones de la lógica pura. Esto sí está probado y pasa.</w:t>
+              <w:t xml:space="preserve">Núcleo procedural, sin dependencias de Minecraft. Compilado y probado.</w:t>
+            </w:r>
+          </w:p>
+        </w:tc>
+      </w:tr>
+      <w:tr>
+        <w:tc>
+          <w:tcPr>
+            <w:tcW w:type="dxa" w:w="3400"/>
+            <w:tcMar>
+              <w:top w:type="dxa" w:w="100"/>
+              <w:left w:type="dxa" w:w="140"/>
+              <w:bottom w:type="dxa" w:w="100"/>
+              <w:right w:type="dxa" w:w="140"/>
+            </w:tcMar>
+            <w:vAlign w:val="center"/>
+          </w:tcPr>
+          <w:p>
+            <w:r>
+              <w:rPr>
+                <w:rFonts w:ascii="Consolas" w:hAnsi="Consolas"/>
+                <w:color w:val="1F2A38"/>
+                <w:sz w:val="17"/>
+                <w:szCs w:val="17"/>
+              </w:rPr>
+              <w:t xml:space="preserve">src/main/java/.../client/</w:t>
+            </w:r>
+          </w:p>
+        </w:tc>
+        <w:tc>
+          <w:tcPr>
+            <w:tcW w:type="dxa" w:w="5960"/>
+            <w:tcMar>
+              <w:top w:type="dxa" w:w="100"/>
+              <w:left w:type="dxa" w:w="140"/>
+              <w:bottom w:type="dxa" w:w="100"/>
+              <w:right w:type="dxa" w:w="140"/>
+            </w:tcMar>
+            <w:vAlign w:val="center"/>
+          </w:tcPr>
+          <w:p>
+            <w:r>
+              <w:rPr>
+                <w:color w:val="1F2A38"/>
+                <w:sz w:val="19"/>
+                <w:szCs w:val="19"/>
+              </w:rPr>
+              <w:t xml:space="preserve">El renderer: caché, LOD, culling, capas, supresión de vanilla. Sin compilar.</w:t>
+            </w:r>
+          </w:p>
+        </w:tc>
+      </w:tr>
+      <w:tr>
+        <w:tc>
+          <w:tcPr>
+            <w:tcW w:type="dxa" w:w="3400"/>
+            <w:tcMar>
+              <w:top w:type="dxa" w:w="100"/>
+              <w:left w:type="dxa" w:w="140"/>
+              <w:bottom w:type="dxa" w:w="100"/>
+              <w:right w:type="dxa" w:w="140"/>
+            </w:tcMar>
+            <w:vAlign w:val="center"/>
+          </w:tcPr>
+          <w:p>
+            <w:r>
+              <w:rPr>
+                <w:rFonts w:ascii="Consolas" w:hAnsi="Consolas"/>
+                <w:color w:val="1F2A38"/>
+                <w:sz w:val="17"/>
+                <w:szCs w:val="17"/>
+              </w:rPr>
+              <w:t xml:space="preserve">src/main/java/.../bench/</w:t>
+            </w:r>
+          </w:p>
+        </w:tc>
+        <w:tc>
+          <w:tcPr>
+            <w:tcW w:type="dxa" w:w="5960"/>
+            <w:tcMar>
+              <w:top w:type="dxa" w:w="100"/>
+              <w:left w:type="dxa" w:w="140"/>
+              <w:bottom w:type="dxa" w:w="100"/>
+              <w:right w:type="dxa" w:w="140"/>
+            </w:tcMar>
+            <w:vAlign w:val="center"/>
+          </w:tcPr>
+          <w:p>
+            <w:r>
+              <w:rPr>
+                <w:color w:val="1F2A38"/>
+                <w:sz w:val="19"/>
+                <w:szCs w:val="19"/>
+              </w:rPr>
+              <w:t xml:space="preserve">El harness. Mide tiempos sin saber qué está dibujando, así que sirve para medir vanilla.</w:t>
+            </w:r>
+          </w:p>
+        </w:tc>
+      </w:tr>
+      <w:tr>
+        <w:tc>
+          <w:tcPr>
+            <w:tcW w:type="dxa" w:w="3400"/>
+            <w:tcMar>
+              <w:top w:type="dxa" w:w="100"/>
+              <w:left w:type="dxa" w:w="140"/>
+              <w:bottom w:type="dxa" w:w="100"/>
+              <w:right w:type="dxa" w:w="140"/>
+            </w:tcMar>
+            <w:vAlign w:val="center"/>
+          </w:tcPr>
+          <w:p>
+            <w:r>
+              <w:rPr>
+                <w:rFonts w:ascii="Consolas" w:hAnsi="Consolas"/>
+                <w:color w:val="1F2A38"/>
+                <w:sz w:val="17"/>
+                <w:szCs w:val="17"/>
+              </w:rPr>
+              <w:t xml:space="preserve">src/test/java/.../</w:t>
+            </w:r>
+          </w:p>
+        </w:tc>
+        <w:tc>
+          <w:tcPr>
+            <w:tcW w:type="dxa" w:w="5960"/>
+            <w:tcMar>
+              <w:top w:type="dxa" w:w="100"/>
+              <w:left w:type="dxa" w:w="140"/>
+              <w:bottom w:type="dxa" w:w="100"/>
+              <w:right w:type="dxa" w:w="140"/>
+            </w:tcMar>
+            <w:vAlign w:val="center"/>
+          </w:tcPr>
+          <w:p>
+            <w:r>
+              <w:rPr>
+                <w:color w:val="1F2A38"/>
+                <w:sz w:val="19"/>
+                <w:szCs w:val="19"/>
+              </w:rPr>
+              <w:t xml:space="preserve">Los dos tests. Corren sin Gradle, con javac y java a secas.</w:t>
             </w:r>
           </w:p>
         </w:tc>
@@ -804,6 +958,24 @@
           <w:sz w:val="21"/>
           <w:szCs w:val="21"/>
         </w:rPr>
+        <w:t xml:space="preserve">Mirar el cielo. Debería haber nubes procedurales y ninguna nube vanilla. Si ves las dos cosas a la vez, la supresión de vanilla falló y eso es lo primero a reportar.</w:t>
+      </w:r>
+    </w:p>
+    <w:p>
+      <w:pPr>
+        <w:pStyle w:val="ListParagraph"/>
+        <w:numPr>
+          <w:ilvl w:val="0"/>
+          <w:numId w:val="3"/>
+        </w:numPr>
+        <w:spacing w:after="90" w:line="290"/>
+      </w:pPr>
+      <w:r>
+        <w:rPr>
+          <w:color w:val="1F2A38"/>
+          <w:sz w:val="21"/>
+          <w:szCs w:val="21"/>
+        </w:rPr>
         <w:t xml:space="preserve">Correr el primer escenario: /atmosiabench run below_clouds. El jugador pasa a espectador, se fija la hora y el clima, y la cámara se mueve sola. Son 5 segundos de calentamiento más 30 de medición. No toques nada mientras corre.</w:t>
       </w:r>
     </w:p>
@@ -906,7 +1078,160 @@
           <w:sz w:val="30"/>
           <w:szCs w:val="30"/>
         </w:rPr>
-        <w:t xml:space="preserve">4. Cómo leer el CSV</w:t>
+        <w:t xml:space="preserve">4. Qué mirar en pantalla</w:t>
+      </w:r>
+    </w:p>
+    <w:p>
+      <w:pPr>
+        <w:spacing w:after="160" w:line="300"/>
+      </w:pPr>
+      <w:r>
+        <w:rPr>
+          <w:color w:val="1F2A38"/>
+          <w:sz w:val="21"/>
+          <w:szCs w:val="21"/>
+        </w:rPr>
+        <w:t xml:space="preserve">Antes de los números, lo visual. Las cosas que conviene chequear, en orden de gravedad:</w:t>
+      </w:r>
+    </w:p>
+    <w:p>
+      <w:pPr>
+        <w:pStyle w:val="ListParagraph"/>
+        <w:numPr>
+          <w:ilvl w:val="0"/>
+          <w:numId w:val="2"/>
+        </w:numPr>
+        <w:spacing w:after="90" w:line="290"/>
+      </w:pPr>
+      <w:r>
+        <w:rPr>
+          <w:color w:val="1F2A38"/>
+          <w:sz w:val="21"/>
+          <w:szCs w:val="21"/>
+        </w:rPr>
+        <w:t xml:space="preserve">Que no quede ninguna nube vanilla dibujándose por debajo de las propias.</w:t>
+      </w:r>
+    </w:p>
+    <w:p>
+      <w:pPr>
+        <w:pStyle w:val="ListParagraph"/>
+        <w:numPr>
+          <w:ilvl w:val="0"/>
+          <w:numId w:val="2"/>
+        </w:numPr>
+        <w:spacing w:after="90" w:line="290"/>
+      </w:pPr>
+      <w:r>
+        <w:rPr>
+          <w:color w:val="1F2A38"/>
+          <w:sz w:val="21"/>
+          <w:szCs w:val="21"/>
+        </w:rPr>
+        <w:t xml:space="preserve">Que no se vean como tres planos transparentes independientes: donde las capas coinciden debería leerse una masa más densa, no tres láminas.</w:t>
+      </w:r>
+    </w:p>
+    <w:p>
+      <w:pPr>
+        <w:pStyle w:val="ListParagraph"/>
+        <w:numPr>
+          <w:ilvl w:val="0"/>
+          <w:numId w:val="2"/>
+        </w:numPr>
+        <w:spacing w:after="90" w:line="290"/>
+      </w:pPr>
+      <w:r>
+        <w:rPr>
+          <w:color w:val="1F2A38"/>
+          <w:sz w:val="21"/>
+          <w:szCs w:val="21"/>
+        </w:rPr>
+        <w:t xml:space="preserve">Que al alejarse no aparezcan agujeros ni saltos bruscos al cambiar el nivel de detalle.</w:t>
+      </w:r>
+    </w:p>
+    <w:p>
+      <w:pPr>
+        <w:pStyle w:val="ListParagraph"/>
+        <w:numPr>
+          <w:ilvl w:val="0"/>
+          <w:numId w:val="2"/>
+        </w:numPr>
+        <w:spacing w:after="90" w:line="290"/>
+      </w:pPr>
+      <w:r>
+        <w:rPr>
+          <w:color w:val="1F2A38"/>
+          <w:sz w:val="21"/>
+          <w:szCs w:val="21"/>
+        </w:rPr>
+        <w:t xml:space="preserve">Que al subir y bajar la capa se desvanezca en vez de cortarse de golpe.</w:t>
+      </w:r>
+    </w:p>
+    <w:p>
+      <w:pPr>
+        <w:pStyle w:val="ListParagraph"/>
+        <w:numPr>
+          <w:ilvl w:val="0"/>
+          <w:numId w:val="2"/>
+        </w:numPr>
+        <w:spacing w:after="90" w:line="290"/>
+      </w:pPr>
+      <w:r>
+        <w:rPr>
+          <w:color w:val="1F2A38"/>
+          <w:sz w:val="21"/>
+          <w:szCs w:val="21"/>
+        </w:rPr>
+        <w:t xml:space="preserve">Que atravesar una nube no produzca un recorte duro.</w:t>
+      </w:r>
+    </w:p>
+    <w:p>
+      <w:pPr>
+        <w:pStyle w:val="ListParagraph"/>
+        <w:numPr>
+          <w:ilvl w:val="0"/>
+          <w:numId w:val="2"/>
+        </w:numPr>
+        <w:spacing w:after="90" w:line="290"/>
+      </w:pPr>
+      <w:r>
+        <w:rPr>
+          <w:color w:val="1F2A38"/>
+          <w:sz w:val="21"/>
+          <w:szCs w:val="21"/>
+        </w:rPr>
+        <w:t xml:space="preserve">Que el movimiento sea continuo y que las capas se muevan a velocidades distintas.</w:t>
+      </w:r>
+    </w:p>
+    <w:p>
+      <w:pPr>
+        <w:spacing w:after="160" w:line="300"/>
+      </w:pPr>
+      <w:r>
+        <w:rPr>
+          <w:color w:val="1F2A38"/>
+          <w:sz w:val="21"/>
+          <w:szCs w:val="21"/>
+        </w:rPr>
+        <w:t xml:space="preserve">Los valores numéricos —altura de las capas, cobertura, umbrales, opacidad por slice, tamaño de región— se eligieron por criterio y sin ver una sola imagen. Es esperable que haya que tocarlos, y casi todo está en la configuración o en CloudLayerDef.</w:t>
+      </w:r>
+    </w:p>
+    <w:p>
+      <w:pPr>
+        <w:pStyle w:val="Heading1"/>
+        <w:pBdr>
+          <w:bottom w:val="single" w:color="3B5D8C" w:sz="8" w:space="4"/>
+        </w:pBdr>
+        <w:spacing w:after="200" w:before="480"/>
+      </w:pPr>
+      <w:r>
+        <w:rPr>
+          <w:b/>
+          <w:bCs/>
+          <w:color w:val="1F2A38"/>
+          <w:sz w:val="30"/>
+          <w:szCs w:val="30"/>
+        </w:rPr>
+        <w:t xml:space="preserve">5. Cómo leer el CSV</w:t>
       </w:r>
     </w:p>
     <w:p>
@@ -1072,7 +1397,7 @@
           <w:sz w:val="30"/>
           <w:szCs w:val="30"/>
         </w:rPr>
-        <w:t xml:space="preserve">5. Qué devolver</w:t>
+        <w:t xml:space="preserve">6. Qué devolver</w:t>
       </w:r>
     </w:p>
     <w:p>
@@ -1163,7 +1488,7 @@
           <w:sz w:val="30"/>
           <w:szCs w:val="30"/>
         </w:rPr>
-        <w:t xml:space="preserve">6. Tres decisiones que necesitan tu visto bueno</w:t>
+        <w:t xml:space="preserve">7. Tres decisiones que necesitan tu visto bueno</w:t>
       </w:r>
     </w:p>
     <w:p>
@@ -1192,7 +1517,7 @@
           <w:sz w:val="22"/>
           <w:szCs w:val="22"/>
         </w:rPr>
-        <w:t xml:space="preserve">6.1 La representación geométrica</w:t>
+        <w:t xml:space="preserve">7.1 La representación geométrica</w:t>
       </w:r>
     </w:p>
     <w:p>
@@ -1234,7 +1559,7 @@
           <w:sz w:val="22"/>
           <w:szCs w:val="22"/>
         </w:rPr>
-        <w:t xml:space="preserve">6.2 El criterio de aceptación</w:t>
+        <w:t xml:space="preserve">7.2 El criterio de aceptación</w:t>
       </w:r>
     </w:p>
     <w:p>
@@ -1276,7 +1601,7 @@
           <w:sz w:val="22"/>
           <w:szCs w:val="22"/>
         </w:rPr>
-        <w:t xml:space="preserve">6.3 La licencia de simple-clouds</w:t>
+        <w:t xml:space="preserve">7.3 La licencia de simple-clouds</w:t>
       </w:r>
     </w:p>
     <w:p>
@@ -1334,7 +1659,7 @@
           <w:sz w:val="30"/>
           <w:szCs w:val="30"/>
         </w:rPr>
-        <w:t xml:space="preserve">7. Qué viene después</w:t>
+        <w:t xml:space="preserve">8. Qué viene después</w:t>
       </w:r>
     </w:p>
     <w:p>
@@ -1347,7 +1672,7 @@
           <w:sz w:val="21"/>
           <w:szCs w:val="21"/>
         </w:rPr>
-        <w:t xml:space="preserve">Con la compilación andando y la línea base medida, sigue la Fase 1: reemplazar las nubes vanilla y renderizar una única capa procedural, sin buscar todavía la calidad visual definitiva.</w:t>
+        <w:t xml:space="preserve">Las Fases 1 a 5 están escritas. La que falta es la Fase 6, optimización final, y no se puede hacer sin correr el juego: es una fase definida por medición, y darla por hecha sin datos contradiría la regla más repetida de tu documento.</w:t>
       </w:r>
     </w:p>
     <w:p>
@@ -1360,7 +1685,20 @@
           <w:sz w:val="21"/>
           <w:szCs w:val="21"/>
         </w:rPr>
-        <w:t xml:space="preserve">La verificación más importante que queda pendiente, y que conviene hacer primero, es si se pueden apagar las nubes vanilla sin mixin, a través de la configuración de efectos de dimensión. Si se puede, desaparece de raíz el riesgo principal del proyecto, que según tu propio documento no es de rendimiento sino de compatibilidad con otros mods.</w:t>
+        <w:t xml:space="preserve">La optimización más prometedora ya está identificada y no está implementada: dibujar las nubes sobre un target a media resolución y componerlo escalado. En un renderer de nubes translúcidas el cuello de botella suele ser el relleno, no los vértices ni los draw calls, y esa es la palanca que lo ataca. Quedó pendiente porque era la Verificación 4 de la Fase 0 y nadie pudo confirmar que sea viable en el pipeline de 1.20.1.</w:t>
+      </w:r>
+    </w:p>
+    <w:p>
+      <w:pPr>
+        <w:spacing w:after="160" w:line="300"/>
+      </w:pPr>
+      <w:r>
+        <w:rPr>
+          <w:color w:val="1F2A38"/>
+          <w:sz w:val="21"/>
+          <w:szCs w:val="21"/>
+        </w:rPr>
+        <w:t xml:space="preserve">La otra verificación abierta es si la supresión de nubes vanilla sin mixin funciona de verdad. El código la intenta primero y, si falla, cae a apagar el ajuste de nubes del juego. Que haga falta la red de seguridad o no es justamente lo que hay que ver.</w:t>
       </w:r>
     </w:p>
     <w:sectPr>

--- a/docs/Atmosia_Guia_de_Prueba.docx
+++ b/docs/Atmosia_Guia_de_Prueba.docx
@@ -177,7 +177,7 @@
                 <w:sz w:val="20"/>
                 <w:szCs w:val="20"/>
               </w:rPr>
-              <w:t xml:space="preserve">Dalo por hecho: la primera compilación va a fallar en algo. Los puntos donde la API de 1.20.1 hay que confirmarla están marcados con VERIFICAR en el código, y la versión de Forge quedó como REEMPLAZAR en vez de un número puesto de memoria.</w:t>
+              <w:t xml:space="preserve">Dalo por hecho: la primera compilación va a fallar en algo. Los puntos donde la API de 1.20.1 hay que confirmarla están marcados con VERIFICAR en el código.</w:t>
             </w:r>
           </w:p>
           <w:p>
@@ -868,7 +868,7 @@
           <w:sz w:val="21"/>
           <w:szCs w:val="21"/>
         </w:rPr>
-        <w:t xml:space="preserve">Abrir gradle.properties y reemplazar forge_version=REEMPLAZAR por la versión exacta de Forge para 1.20.1 (la recomendada de files.minecraftforge.net, rama 47.x). Este es el único valor que hay que completar a mano.</w:t>
+        <w:t xml:space="preserve">Compilar: ./gradlew build (en Windows, gradlew.bat build). La primera vez descarga el MDK entero y tarda varios minutos. Si falla, guardá el error tal cual: es información útil, no un problema tuyo.</w:t>
       </w:r>
     </w:p>
     <w:p>
@@ -886,7 +886,7 @@
           <w:sz w:val="21"/>
           <w:szCs w:val="21"/>
         </w:rPr>
-        <w:t xml:space="preserve">Compilar: ./gradlew build (en Windows, gradlew.bat build). Si falla, guardá el error tal cual: es información útil, no un problema tuyo.</w:t>
+        <w:t xml:space="preserve">Si Gradle no encuentra la versión de Forge, corregir forge_version en gradle.properties con la recomendada de files.minecraftforge.net para 1.20.1. Viene puesta la 47.4.10, tomada de una búsqueda y no del repositorio Maven, así que puede necesitar ajuste.</w:t>
       </w:r>
     </w:p>
     <w:p>
